--- a/worksheets/1주차_1_공문서행정문서읽기_Day1_학습지.docx
+++ b/worksheets/1주차_1_공문서행정문서읽기_Day1_학습지.docx
@@ -65,6 +65,117 @@
         </w:rPr>
         <w:t>6개 어휘부터 뜻을 읽고, 예문의 빈칸에 낱말을 직접 써서 문장을 완성해 보세요.</w:t>
       </w:r>
+    </w:p>
+    <w:p>
+      <w:pPr>
+        <w:spacing w:before="40" w:after="80" w:line="252" w:lineRule="auto"/>
+      </w:pPr>
+      <w:r>
+        <w:rPr>
+          <w:rFonts w:ascii="맑은 고딕" w:hAnsi="맑은 고딕" w:eastAsia="맑은 고딕"/>
+          <w:b/>
+          <w:color w:val="3D4BC7"/>
+          <w:sz w:val="20"/>
+        </w:rPr>
+        <w:t>✅ 오늘 해야 할 일</w:t>
+      </w:r>
+    </w:p>
+    <w:tbl>
+      <w:tblPr>
+        <w:tblStyle w:val="TableGrid"/>
+        <w:tblW w:type="auto" w:w="0"/>
+        <w:tblLook w:firstColumn="1" w:firstRow="1" w:lastColumn="0" w:lastRow="0" w:noHBand="0" w:noVBand="1" w:val="04A0"/>
+      </w:tblPr>
+      <w:tblGrid>
+        <w:gridCol w:w="3364"/>
+        <w:gridCol w:w="3364"/>
+        <w:gridCol w:w="3364"/>
+      </w:tblGrid>
+      <w:tr>
+        <w:trPr>
+          <w:cantSplit/>
+        </w:trPr>
+        <w:tc>
+          <w:tcPr>
+            <w:tcW w:type="dxa" w:w="3364"/>
+            <w:tcMar>
+              <w:top w:w="55" w:type="dxa"/>
+              <w:bottom w:w="55" w:type="dxa"/>
+              <w:left w:w="90" w:type="dxa"/>
+              <w:right w:w="90" w:type="dxa"/>
+            </w:tcMar>
+          </w:tcPr>
+          <w:p>
+            <w:pPr>
+              <w:spacing w:before="0" w:after="0" w:line="252" w:lineRule="auto"/>
+            </w:pPr>
+            <w:r>
+              <w:rPr>
+                <w:rFonts w:ascii="맑은 고딕" w:hAnsi="맑은 고딕" w:eastAsia="맑은 고딕"/>
+                <w:b w:val="0"/>
+                <w:color w:val="6B6F85"/>
+                <w:sz w:val="22"/>
+              </w:rPr>
+              <w:t xml:space="preserve">☐ </w:t>
+            </w:r>
+          </w:p>
+        </w:tc>
+        <w:tc>
+          <w:tcPr>
+            <w:tcW w:type="dxa" w:w="3364"/>
+            <w:tcMar>
+              <w:top w:w="55" w:type="dxa"/>
+              <w:bottom w:w="55" w:type="dxa"/>
+              <w:left w:w="90" w:type="dxa"/>
+              <w:right w:w="90" w:type="dxa"/>
+            </w:tcMar>
+          </w:tcPr>
+          <w:p>
+            <w:pPr>
+              <w:spacing w:before="0" w:after="0" w:line="252" w:lineRule="auto"/>
+            </w:pPr>
+            <w:r>
+              <w:rPr>
+                <w:rFonts w:ascii="맑은 고딕" w:hAnsi="맑은 고딕" w:eastAsia="맑은 고딕"/>
+                <w:b w:val="0"/>
+                <w:color w:val="6B6F85"/>
+                <w:sz w:val="22"/>
+              </w:rPr>
+              <w:t xml:space="preserve">☐ </w:t>
+            </w:r>
+          </w:p>
+        </w:tc>
+        <w:tc>
+          <w:tcPr>
+            <w:tcW w:type="dxa" w:w="3364"/>
+            <w:tcMar>
+              <w:top w:w="55" w:type="dxa"/>
+              <w:bottom w:w="55" w:type="dxa"/>
+              <w:left w:w="90" w:type="dxa"/>
+              <w:right w:w="90" w:type="dxa"/>
+            </w:tcMar>
+          </w:tcPr>
+          <w:p>
+            <w:pPr>
+              <w:spacing w:before="0" w:after="0" w:line="252" w:lineRule="auto"/>
+            </w:pPr>
+            <w:r>
+              <w:rPr>
+                <w:rFonts w:ascii="맑은 고딕" w:hAnsi="맑은 고딕" w:eastAsia="맑은 고딕"/>
+                <w:b w:val="0"/>
+                <w:color w:val="6B6F85"/>
+                <w:sz w:val="22"/>
+              </w:rPr>
+              <w:t xml:space="preserve">☐ </w:t>
+            </w:r>
+          </w:p>
+        </w:tc>
+      </w:tr>
+    </w:tbl>
+    <w:p>
+      <w:pPr>
+        <w:spacing w:after="120"/>
+      </w:pPr>
     </w:p>
     <w:tbl>
       <w:tblPr>
@@ -194,7 +305,7 @@
             </w:tr>
             <w:tr>
               <w:trPr>
-                <w:trHeight w:val="320" w:hRule="atLeast"/>
+                <w:trHeight w:val="280" w:hRule="atLeast"/>
               </w:trPr>
               <w:tc>
                 <w:tcPr>
@@ -326,7 +437,7 @@
             </w:tr>
             <w:tr>
               <w:trPr>
-                <w:trHeight w:val="320" w:hRule="atLeast"/>
+                <w:trHeight w:val="280" w:hRule="atLeast"/>
               </w:trPr>
               <w:tc>
                 <w:tcPr>
@@ -463,7 +574,7 @@
             </w:tr>
             <w:tr>
               <w:trPr>
-                <w:trHeight w:val="320" w:hRule="atLeast"/>
+                <w:trHeight w:val="280" w:hRule="atLeast"/>
               </w:trPr>
               <w:tc>
                 <w:tcPr>
@@ -595,7 +706,7 @@
             </w:tr>
             <w:tr>
               <w:trPr>
-                <w:trHeight w:val="320" w:hRule="atLeast"/>
+                <w:trHeight w:val="280" w:hRule="atLeast"/>
               </w:trPr>
               <w:tc>
                 <w:tcPr>
@@ -732,7 +843,7 @@
             </w:tr>
             <w:tr>
               <w:trPr>
-                <w:trHeight w:val="320" w:hRule="atLeast"/>
+                <w:trHeight w:val="280" w:hRule="atLeast"/>
               </w:trPr>
               <w:tc>
                 <w:tcPr>
@@ -864,7 +975,7 @@
             </w:tr>
             <w:tr>
               <w:trPr>
-                <w:trHeight w:val="320" w:hRule="atLeast"/>
+                <w:trHeight w:val="280" w:hRule="atLeast"/>
               </w:trPr>
               <w:tc>
                 <w:tcPr>
@@ -1061,9 +1172,155 @@
         </w:tc>
       </w:tr>
     </w:tbl>
+    <w:p>
+      <w:pPr>
+        <w:spacing w:before="200" w:after="80" w:line="252" w:lineRule="auto"/>
+      </w:pPr>
+      <w:r>
+        <w:rPr>
+          <w:rFonts w:ascii="맑은 고딕" w:hAnsi="맑은 고딕" w:eastAsia="맑은 고딕"/>
+          <w:b/>
+          <w:color w:val="3D4BC7"/>
+          <w:sz w:val="21"/>
+        </w:rPr>
+        <w:t>💬 오늘의 명언</w:t>
+      </w:r>
+    </w:p>
+    <w:tbl>
+      <w:tblPr>
+        <w:tblStyle w:val="TableGrid"/>
+        <w:tblW w:type="auto" w:w="0"/>
+        <w:tblLook w:firstColumn="1" w:firstRow="1" w:lastColumn="0" w:lastRow="0" w:noHBand="0" w:noVBand="1" w:val="04A0"/>
+      </w:tblPr>
+      <w:tblGrid>
+        <w:gridCol w:w="10092"/>
+      </w:tblGrid>
+      <w:tr>
+        <w:trPr>
+          <w:cantSplit/>
+        </w:trPr>
+        <w:tc>
+          <w:tcPr>
+            <w:tcW w:type="dxa" w:w="10092"/>
+            <w:shd w:val="clear" w:color="auto" w:fill="F7F8FF"/>
+            <w:tcMar>
+              <w:top w:w="80" w:type="dxa"/>
+              <w:bottom w:w="80" w:type="dxa"/>
+              <w:left w:w="180" w:type="dxa"/>
+              <w:right w:w="180" w:type="dxa"/>
+            </w:tcMar>
+          </w:tcPr>
+          <w:p>
+            <w:pPr>
+              <w:spacing w:before="0" w:after="60" w:line="252" w:lineRule="auto"/>
+              <w:jc w:val="center"/>
+            </w:pPr>
+            <w:r>
+              <w:rPr>
+                <w:rFonts w:ascii="맑은 고딕" w:hAnsi="맑은 고딕" w:eastAsia="맑은 고딕"/>
+                <w:b/>
+                <w:i/>
+                <w:color w:val="333366"/>
+                <w:sz w:val="23"/>
+              </w:rPr>
+              <w:t>“천릿길도 한 걸음부터 시작된다.”</w:t>
+            </w:r>
+          </w:p>
+          <w:p>
+            <w:pPr>
+              <w:spacing w:before="0" w:after="0" w:line="252" w:lineRule="auto"/>
+              <w:jc w:val="center"/>
+            </w:pPr>
+            <w:r>
+              <w:rPr>
+                <w:rFonts w:ascii="맑은 고딕" w:hAnsi="맑은 고딕" w:eastAsia="맑은 고딕"/>
+                <w:b w:val="0"/>
+                <w:color w:val="6B6F85"/>
+                <w:sz w:val="18"/>
+              </w:rPr>
+              <w:t>— 한국 속담</w:t>
+            </w:r>
+          </w:p>
+        </w:tc>
+      </w:tr>
+    </w:tbl>
+    <w:p>
+      <w:pPr>
+        <w:spacing w:before="80" w:after="40" w:line="252" w:lineRule="auto"/>
+      </w:pPr>
+      <w:r>
+        <w:rPr>
+          <w:rFonts w:ascii="맑은 고딕" w:hAnsi="맑은 고딕" w:eastAsia="맑은 고딕"/>
+          <w:b w:val="0"/>
+          <w:color w:val="6B6F85"/>
+          <w:sz w:val="17"/>
+        </w:rPr>
+        <w:t>✍ 위 명언을 소리 내어 한 번 읽고, 나만의 글씨체로 또박또박 따라 써 보세요.</w:t>
+      </w:r>
+    </w:p>
+    <w:tbl>
+      <w:tblPr>
+        <w:tblW w:type="auto" w:w="0"/>
+        <w:tblLook w:firstColumn="1" w:firstRow="1" w:lastColumn="0" w:lastRow="0" w:noHBand="0" w:noVBand="1" w:val="04A0"/>
+      </w:tblPr>
+      <w:tblGrid>
+        <w:gridCol w:w="10092"/>
+      </w:tblGrid>
+      <w:tr>
+        <w:trPr>
+          <w:trHeight w:val="300" w:hRule="atLeast"/>
+        </w:trPr>
+        <w:tc>
+          <w:tcPr>
+            <w:tcW w:type="dxa" w:w="10091"/>
+            <w:tcMar>
+              <w:top w:w="40" w:type="dxa"/>
+              <w:bottom w:w="40" w:type="dxa"/>
+              <w:left w:w="20" w:type="dxa"/>
+              <w:right w:w="20" w:type="dxa"/>
+            </w:tcMar>
+            <w:tcBorders>
+              <w:top w:val="nil"/>
+              <w:left w:val="nil"/>
+              <w:right w:val="nil"/>
+              <w:bottom w:val="single" w:sz="6" w:color="9AA0C3"/>
+            </w:tcBorders>
+          </w:tcPr>
+          <w:p/>
+        </w:tc>
+      </w:tr>
+      <w:tr>
+        <w:trPr>
+          <w:trHeight w:val="300" w:hRule="atLeast"/>
+        </w:trPr>
+        <w:tc>
+          <w:tcPr>
+            <w:tcW w:type="dxa" w:w="10091"/>
+            <w:tcMar>
+              <w:top w:w="40" w:type="dxa"/>
+              <w:bottom w:w="40" w:type="dxa"/>
+              <w:left w:w="20" w:type="dxa"/>
+              <w:right w:w="20" w:type="dxa"/>
+            </w:tcMar>
+            <w:tcBorders>
+              <w:top w:val="nil"/>
+              <w:left w:val="nil"/>
+              <w:right w:val="nil"/>
+              <w:bottom w:val="single" w:sz="6" w:color="9AA0C3"/>
+            </w:tcBorders>
+          </w:tcPr>
+          <w:p/>
+        </w:tc>
+      </w:tr>
+    </w:tbl>
+    <w:p>
+      <w:pPr>
+        <w:spacing w:after="80"/>
+      </w:pPr>
+    </w:p>
     <w:sectPr>
       <w:pgSz w:w="11906" w:h="16838"/>
-      <w:pgMar w:top="737" w:right="907" w:bottom="680" w:left="907" w:header="720" w:footer="720" w:gutter="0"/>
+      <w:pgMar w:top="567" w:right="907" w:bottom="510" w:left="907" w:header="720" w:footer="720" w:gutter="0"/>
       <w:cols w:space="720"/>
       <w:docGrid w:linePitch="360"/>
     </w:sectPr>

--- a/worksheets/1주차_1_공문서행정문서읽기_Day1_학습지.docx
+++ b/worksheets/1주차_1_공문서행정문서읽기_Day1_학습지.docx
@@ -4,14 +4,14 @@
   <w:body>
     <w:p>
       <w:pPr>
-        <w:spacing w:before="0" w:after="40" w:line="252" w:lineRule="auto"/>
+        <w:spacing w:before="0" w:after="20" w:line="240" w:lineRule="auto"/>
       </w:pPr>
       <w:r>
         <w:rPr>
           <w:rFonts w:ascii="맑은 고딕" w:hAnsi="맑은 고딕" w:eastAsia="맑은 고딕"/>
           <w:b/>
           <w:color w:val="3D4BC7"/>
-          <w:sz w:val="31"/>
+          <w:sz w:val="28"/>
         </w:rPr>
         <w:t>명품 경북여상 문해력 15분  ·  손으로 쓰는 학습지</w:t>
       </w:r>
@@ -21,7 +21,7 @@
         <w:tabs>
           <w:tab w:pos="10091" w:val="right"/>
         </w:tabs>
-        <w:spacing w:before="0" w:after="120" w:line="252" w:lineRule="auto"/>
+        <w:spacing w:before="0" w:after="60" w:line="240" w:lineRule="auto"/>
       </w:pPr>
       <w:r>
         <w:rPr>
@@ -54,28 +54,28 @@
     </w:p>
     <w:p>
       <w:pPr>
-        <w:spacing w:before="80" w:after="160" w:line="252" w:lineRule="auto"/>
+        <w:spacing w:before="40" w:after="80" w:line="240" w:lineRule="auto"/>
       </w:pPr>
       <w:r>
         <w:rPr>
           <w:rFonts w:ascii="맑은 고딕" w:hAnsi="맑은 고딕" w:eastAsia="맑은 고딕"/>
           <w:b w:val="0"/>
           <w:color w:val="6B6F85"/>
-          <w:sz w:val="18"/>
+          <w:sz w:val="17"/>
         </w:rPr>
         <w:t>6개 어휘부터 뜻을 읽고, 예문의 빈칸에 낱말을 직접 써서 문장을 완성해 보세요.</w:t>
       </w:r>
     </w:p>
     <w:p>
       <w:pPr>
-        <w:spacing w:before="40" w:after="80" w:line="252" w:lineRule="auto"/>
+        <w:spacing w:before="0" w:after="40" w:line="240" w:lineRule="auto"/>
       </w:pPr>
       <w:r>
         <w:rPr>
           <w:rFonts w:ascii="맑은 고딕" w:hAnsi="맑은 고딕" w:eastAsia="맑은 고딕"/>
           <w:b/>
           <w:color w:val="3D4BC7"/>
-          <w:sz w:val="20"/>
+          <w:sz w:val="19"/>
         </w:rPr>
         <w:t>✅ 오늘 해야 할 일</w:t>
       </w:r>
@@ -99,22 +99,22 @@
           <w:tcPr>
             <w:tcW w:type="dxa" w:w="3364"/>
             <w:tcMar>
-              <w:top w:w="55" w:type="dxa"/>
-              <w:bottom w:w="55" w:type="dxa"/>
-              <w:left w:w="90" w:type="dxa"/>
-              <w:right w:w="90" w:type="dxa"/>
+              <w:top w:w="35" w:type="dxa"/>
+              <w:bottom w:w="35" w:type="dxa"/>
+              <w:left w:w="80" w:type="dxa"/>
+              <w:right w:w="80" w:type="dxa"/>
             </w:tcMar>
           </w:tcPr>
           <w:p>
             <w:pPr>
-              <w:spacing w:before="0" w:after="0" w:line="252" w:lineRule="auto"/>
+              <w:spacing w:before="0" w:after="0" w:line="240" w:lineRule="auto"/>
             </w:pPr>
             <w:r>
               <w:rPr>
                 <w:rFonts w:ascii="맑은 고딕" w:hAnsi="맑은 고딕" w:eastAsia="맑은 고딕"/>
                 <w:b w:val="0"/>
                 <w:color w:val="6B6F85"/>
-                <w:sz w:val="22"/>
+                <w:sz w:val="20"/>
               </w:rPr>
               <w:t xml:space="preserve">☐ </w:t>
             </w:r>
@@ -124,22 +124,22 @@
           <w:tcPr>
             <w:tcW w:type="dxa" w:w="3364"/>
             <w:tcMar>
-              <w:top w:w="55" w:type="dxa"/>
-              <w:bottom w:w="55" w:type="dxa"/>
-              <w:left w:w="90" w:type="dxa"/>
-              <w:right w:w="90" w:type="dxa"/>
+              <w:top w:w="35" w:type="dxa"/>
+              <w:bottom w:w="35" w:type="dxa"/>
+              <w:left w:w="80" w:type="dxa"/>
+              <w:right w:w="80" w:type="dxa"/>
             </w:tcMar>
           </w:tcPr>
           <w:p>
             <w:pPr>
-              <w:spacing w:before="0" w:after="0" w:line="252" w:lineRule="auto"/>
+              <w:spacing w:before="0" w:after="0" w:line="240" w:lineRule="auto"/>
             </w:pPr>
             <w:r>
               <w:rPr>
                 <w:rFonts w:ascii="맑은 고딕" w:hAnsi="맑은 고딕" w:eastAsia="맑은 고딕"/>
                 <w:b w:val="0"/>
                 <w:color w:val="6B6F85"/>
-                <w:sz w:val="22"/>
+                <w:sz w:val="20"/>
               </w:rPr>
               <w:t xml:space="preserve">☐ </w:t>
             </w:r>
@@ -149,22 +149,22 @@
           <w:tcPr>
             <w:tcW w:type="dxa" w:w="3364"/>
             <w:tcMar>
-              <w:top w:w="55" w:type="dxa"/>
-              <w:bottom w:w="55" w:type="dxa"/>
-              <w:left w:w="90" w:type="dxa"/>
-              <w:right w:w="90" w:type="dxa"/>
+              <w:top w:w="35" w:type="dxa"/>
+              <w:bottom w:w="35" w:type="dxa"/>
+              <w:left w:w="80" w:type="dxa"/>
+              <w:right w:w="80" w:type="dxa"/>
             </w:tcMar>
           </w:tcPr>
           <w:p>
             <w:pPr>
-              <w:spacing w:before="0" w:after="0" w:line="252" w:lineRule="auto"/>
+              <w:spacing w:before="0" w:after="0" w:line="240" w:lineRule="auto"/>
             </w:pPr>
             <w:r>
               <w:rPr>
                 <w:rFonts w:ascii="맑은 고딕" w:hAnsi="맑은 고딕" w:eastAsia="맑은 고딕"/>
                 <w:b w:val="0"/>
                 <w:color w:val="6B6F85"/>
-                <w:sz w:val="22"/>
+                <w:sz w:val="20"/>
               </w:rPr>
               <w:t xml:space="preserve">☐ </w:t>
             </w:r>
@@ -174,7 +174,7 @@
     </w:tbl>
     <w:p>
       <w:pPr>
-        <w:spacing w:after="120"/>
+        <w:spacing w:after="60"/>
       </w:pPr>
     </w:p>
     <w:tbl>
@@ -195,21 +195,21 @@
           <w:tcPr>
             <w:tcW w:type="dxa" w:w="4876"/>
             <w:tcMar>
-              <w:top w:w="70" w:type="dxa"/>
-              <w:bottom w:w="90" w:type="dxa"/>
-              <w:left w:w="110" w:type="dxa"/>
-              <w:right w:w="110" w:type="dxa"/>
+              <w:top w:w="50" w:type="dxa"/>
+              <w:bottom w:w="60" w:type="dxa"/>
+              <w:left w:w="100" w:type="dxa"/>
+              <w:right w:w="100" w:type="dxa"/>
             </w:tcMar>
           </w:tcPr>
           <w:p>
             <w:pPr>
-              <w:spacing w:before="80" w:after="20" w:line="252" w:lineRule="auto"/>
+              <w:spacing w:before="40" w:after="0" w:line="240" w:lineRule="auto"/>
             </w:pPr>
             <w:r>
               <w:rPr>
                 <w:rFonts w:ascii="맑은 고딕" w:hAnsi="맑은 고딕" w:eastAsia="맑은 고딕"/>
                 <w:b/>
-                <w:sz w:val="25"/>
+                <w:sz w:val="24"/>
               </w:rPr>
               <w:t xml:space="preserve">① 신청  </w:t>
             </w:r>
@@ -218,21 +218,21 @@
                 <w:rFonts w:ascii="맑은 고딕" w:hAnsi="맑은 고딕" w:eastAsia="맑은 고딕"/>
                 <w:b w:val="0"/>
                 <w:color w:val="6B6F85"/>
-                <w:sz w:val="16"/>
+                <w:sz w:val="15"/>
               </w:rPr>
               <w:t>[申請·펼신·청할청]</w:t>
             </w:r>
           </w:p>
           <w:p>
             <w:pPr>
-              <w:spacing w:before="0" w:after="20" w:line="252" w:lineRule="auto"/>
+              <w:spacing w:before="0" w:after="20" w:line="240" w:lineRule="auto"/>
             </w:pPr>
             <w:r>
               <w:rPr>
                 <w:rFonts w:ascii="맑은 고딕" w:hAnsi="맑은 고딕" w:eastAsia="맑은 고딕"/>
                 <w:b/>
                 <w:color w:val="3D4BC7"/>
-                <w:sz w:val="18"/>
+                <w:sz w:val="17"/>
               </w:rPr>
               <w:t xml:space="preserve">뜻  </w:t>
             </w:r>
@@ -240,21 +240,21 @@
               <w:rPr>
                 <w:rFonts w:ascii="맑은 고딕" w:hAnsi="맑은 고딕" w:eastAsia="맑은 고딕"/>
                 <w:b w:val="0"/>
-                <w:sz w:val="19"/>
+                <w:sz w:val="18"/>
               </w:rPr>
               <w:t>단체·기관에 어떤 일을 알려 청구함.</w:t>
             </w:r>
           </w:p>
           <w:p>
             <w:pPr>
-              <w:spacing w:before="0" w:after="60" w:line="252" w:lineRule="auto"/>
+              <w:spacing w:before="0" w:after="40" w:line="240" w:lineRule="auto"/>
             </w:pPr>
             <w:r>
               <w:rPr>
                 <w:rFonts w:ascii="맑은 고딕" w:hAnsi="맑은 고딕" w:eastAsia="맑은 고딕"/>
                 <w:b/>
                 <w:color w:val="3D4BC7"/>
-                <w:sz w:val="18"/>
+                <w:sz w:val="17"/>
               </w:rPr>
               <w:t xml:space="preserve">예문  </w:t>
             </w:r>
@@ -262,7 +262,7 @@
               <w:rPr>
                 <w:rFonts w:ascii="맑은 고딕" w:hAnsi="맑은 고딕" w:eastAsia="맑은 고딕"/>
                 <w:b w:val="0"/>
-                <w:sz w:val="19"/>
+                <w:sz w:val="18"/>
               </w:rPr>
               <w:t>그는 도서관 열람실 이용을 ＿＿＿＿＿＿했다.</w:t>
             </w:r>
@@ -281,22 +281,22 @@
                   <w:tcW w:type="dxa" w:w="4649"/>
                   <w:shd w:val="clear" w:color="auto" w:fill="F2F3F8"/>
                   <w:tcMar>
-                    <w:top w:w="20" w:type="dxa"/>
-                    <w:bottom w:w="20" w:type="dxa"/>
+                    <w:top w:w="15" w:type="dxa"/>
+                    <w:bottom w:w="15" w:type="dxa"/>
                     <w:left w:w="60" w:type="dxa"/>
                     <w:right w:w="60" w:type="dxa"/>
                   </w:tcMar>
                 </w:tcPr>
                 <w:p>
                   <w:pPr>
-                    <w:spacing w:before="0" w:after="0" w:line="252" w:lineRule="auto"/>
+                    <w:spacing w:before="0" w:after="0" w:line="240" w:lineRule="auto"/>
                   </w:pPr>
                   <w:r>
                     <w:rPr>
                       <w:rFonts w:ascii="맑은 고딕" w:hAnsi="맑은 고딕" w:eastAsia="맑은 고딕"/>
                       <w:b/>
                       <w:color w:val="6B6F85"/>
-                      <w:sz w:val="15"/>
+                      <w:sz w:val="14"/>
                     </w:rPr>
                     <w:t>✍ 나의 글씨체로 예문 완성하기</w:t>
                   </w:r>
@@ -305,14 +305,14 @@
             </w:tr>
             <w:tr>
               <w:trPr>
-                <w:trHeight w:val="280" w:hRule="atLeast"/>
+                <w:trHeight w:val="210" w:hRule="atLeast"/>
               </w:trPr>
               <w:tc>
                 <w:tcPr>
                   <w:tcW w:type="dxa" w:w="4649"/>
                   <w:tcMar>
-                    <w:top w:w="20" w:type="dxa"/>
-                    <w:bottom w:w="20" w:type="dxa"/>
+                    <w:top w:w="15" w:type="dxa"/>
+                    <w:bottom w:w="15" w:type="dxa"/>
                     <w:left w:w="60" w:type="dxa"/>
                     <w:right w:w="60" w:type="dxa"/>
                   </w:tcMar>
@@ -327,21 +327,21 @@
           <w:tcPr>
             <w:tcW w:type="dxa" w:w="4876"/>
             <w:tcMar>
-              <w:top w:w="70" w:type="dxa"/>
-              <w:bottom w:w="90" w:type="dxa"/>
-              <w:left w:w="110" w:type="dxa"/>
-              <w:right w:w="110" w:type="dxa"/>
+              <w:top w:w="50" w:type="dxa"/>
+              <w:bottom w:w="60" w:type="dxa"/>
+              <w:left w:w="100" w:type="dxa"/>
+              <w:right w:w="100" w:type="dxa"/>
             </w:tcMar>
           </w:tcPr>
           <w:p>
             <w:pPr>
-              <w:spacing w:before="80" w:after="20" w:line="252" w:lineRule="auto"/>
+              <w:spacing w:before="40" w:after="0" w:line="240" w:lineRule="auto"/>
             </w:pPr>
             <w:r>
               <w:rPr>
                 <w:rFonts w:ascii="맑은 고딕" w:hAnsi="맑은 고딕" w:eastAsia="맑은 고딕"/>
                 <w:b/>
-                <w:sz w:val="25"/>
+                <w:sz w:val="24"/>
               </w:rPr>
               <w:t xml:space="preserve">② 발급  </w:t>
             </w:r>
@@ -350,21 +350,21 @@
                 <w:rFonts w:ascii="맑은 고딕" w:hAnsi="맑은 고딕" w:eastAsia="맑은 고딕"/>
                 <w:b w:val="0"/>
                 <w:color w:val="6B6F85"/>
-                <w:sz w:val="16"/>
+                <w:sz w:val="15"/>
               </w:rPr>
               <w:t>[發給·필발·줄급]</w:t>
             </w:r>
           </w:p>
           <w:p>
             <w:pPr>
-              <w:spacing w:before="0" w:after="20" w:line="252" w:lineRule="auto"/>
+              <w:spacing w:before="0" w:after="20" w:line="240" w:lineRule="auto"/>
             </w:pPr>
             <w:r>
               <w:rPr>
                 <w:rFonts w:ascii="맑은 고딕" w:hAnsi="맑은 고딕" w:eastAsia="맑은 고딕"/>
                 <w:b/>
                 <w:color w:val="3D4BC7"/>
-                <w:sz w:val="18"/>
+                <w:sz w:val="17"/>
               </w:rPr>
               <w:t xml:space="preserve">뜻  </w:t>
             </w:r>
@@ -372,21 +372,21 @@
               <w:rPr>
                 <w:rFonts w:ascii="맑은 고딕" w:hAnsi="맑은 고딕" w:eastAsia="맑은 고딕"/>
                 <w:b w:val="0"/>
-                <w:sz w:val="19"/>
+                <w:sz w:val="18"/>
               </w:rPr>
               <w:t>증명서 따위를 발행하여 내줌.</w:t>
             </w:r>
           </w:p>
           <w:p>
             <w:pPr>
-              <w:spacing w:before="0" w:after="60" w:line="252" w:lineRule="auto"/>
+              <w:spacing w:before="0" w:after="40" w:line="240" w:lineRule="auto"/>
             </w:pPr>
             <w:r>
               <w:rPr>
                 <w:rFonts w:ascii="맑은 고딕" w:hAnsi="맑은 고딕" w:eastAsia="맑은 고딕"/>
                 <w:b/>
                 <w:color w:val="3D4BC7"/>
-                <w:sz w:val="18"/>
+                <w:sz w:val="17"/>
               </w:rPr>
               <w:t xml:space="preserve">예문  </w:t>
             </w:r>
@@ -394,7 +394,7 @@
               <w:rPr>
                 <w:rFonts w:ascii="맑은 고딕" w:hAnsi="맑은 고딕" w:eastAsia="맑은 고딕"/>
                 <w:b w:val="0"/>
-                <w:sz w:val="19"/>
+                <w:sz w:val="18"/>
               </w:rPr>
               <w:t>주민센터는 증명서를 즉시 ＿＿＿＿＿＿해 준다.</w:t>
             </w:r>
@@ -413,22 +413,22 @@
                   <w:tcW w:type="dxa" w:w="4649"/>
                   <w:shd w:val="clear" w:color="auto" w:fill="F2F3F8"/>
                   <w:tcMar>
-                    <w:top w:w="20" w:type="dxa"/>
-                    <w:bottom w:w="20" w:type="dxa"/>
+                    <w:top w:w="15" w:type="dxa"/>
+                    <w:bottom w:w="15" w:type="dxa"/>
                     <w:left w:w="60" w:type="dxa"/>
                     <w:right w:w="60" w:type="dxa"/>
                   </w:tcMar>
                 </w:tcPr>
                 <w:p>
                   <w:pPr>
-                    <w:spacing w:before="0" w:after="0" w:line="252" w:lineRule="auto"/>
+                    <w:spacing w:before="0" w:after="0" w:line="240" w:lineRule="auto"/>
                   </w:pPr>
                   <w:r>
                     <w:rPr>
                       <w:rFonts w:ascii="맑은 고딕" w:hAnsi="맑은 고딕" w:eastAsia="맑은 고딕"/>
                       <w:b/>
                       <w:color w:val="6B6F85"/>
-                      <w:sz w:val="15"/>
+                      <w:sz w:val="14"/>
                     </w:rPr>
                     <w:t>✍ 나의 글씨체로 예문 완성하기</w:t>
                   </w:r>
@@ -437,14 +437,14 @@
             </w:tr>
             <w:tr>
               <w:trPr>
-                <w:trHeight w:val="280" w:hRule="atLeast"/>
+                <w:trHeight w:val="210" w:hRule="atLeast"/>
               </w:trPr>
               <w:tc>
                 <w:tcPr>
                   <w:tcW w:type="dxa" w:w="4649"/>
                   <w:tcMar>
-                    <w:top w:w="20" w:type="dxa"/>
-                    <w:bottom w:w="20" w:type="dxa"/>
+                    <w:top w:w="15" w:type="dxa"/>
+                    <w:bottom w:w="15" w:type="dxa"/>
                     <w:left w:w="60" w:type="dxa"/>
                     <w:right w:w="60" w:type="dxa"/>
                   </w:tcMar>
@@ -464,21 +464,21 @@
           <w:tcPr>
             <w:tcW w:type="dxa" w:w="4876"/>
             <w:tcMar>
-              <w:top w:w="70" w:type="dxa"/>
-              <w:bottom w:w="90" w:type="dxa"/>
-              <w:left w:w="110" w:type="dxa"/>
-              <w:right w:w="110" w:type="dxa"/>
+              <w:top w:w="50" w:type="dxa"/>
+              <w:bottom w:w="60" w:type="dxa"/>
+              <w:left w:w="100" w:type="dxa"/>
+              <w:right w:w="100" w:type="dxa"/>
             </w:tcMar>
           </w:tcPr>
           <w:p>
             <w:pPr>
-              <w:spacing w:before="80" w:after="20" w:line="252" w:lineRule="auto"/>
+              <w:spacing w:before="40" w:after="0" w:line="240" w:lineRule="auto"/>
             </w:pPr>
             <w:r>
               <w:rPr>
                 <w:rFonts w:ascii="맑은 고딕" w:hAnsi="맑은 고딕" w:eastAsia="맑은 고딕"/>
                 <w:b/>
-                <w:sz w:val="25"/>
+                <w:sz w:val="24"/>
               </w:rPr>
               <w:t xml:space="preserve">③ 제출  </w:t>
             </w:r>
@@ -487,21 +487,21 @@
                 <w:rFonts w:ascii="맑은 고딕" w:hAnsi="맑은 고딕" w:eastAsia="맑은 고딕"/>
                 <w:b w:val="0"/>
                 <w:color w:val="6B6F85"/>
-                <w:sz w:val="16"/>
+                <w:sz w:val="15"/>
               </w:rPr>
               <w:t>[提出·끌제·날출]</w:t>
             </w:r>
           </w:p>
           <w:p>
             <w:pPr>
-              <w:spacing w:before="0" w:after="20" w:line="252" w:lineRule="auto"/>
+              <w:spacing w:before="0" w:after="20" w:line="240" w:lineRule="auto"/>
             </w:pPr>
             <w:r>
               <w:rPr>
                 <w:rFonts w:ascii="맑은 고딕" w:hAnsi="맑은 고딕" w:eastAsia="맑은 고딕"/>
                 <w:b/>
                 <w:color w:val="3D4BC7"/>
-                <w:sz w:val="18"/>
+                <w:sz w:val="17"/>
               </w:rPr>
               <w:t xml:space="preserve">뜻  </w:t>
             </w:r>
@@ -509,21 +509,21 @@
               <w:rPr>
                 <w:rFonts w:ascii="맑은 고딕" w:hAnsi="맑은 고딕" w:eastAsia="맑은 고딕"/>
                 <w:b w:val="0"/>
-                <w:sz w:val="19"/>
+                <w:sz w:val="18"/>
               </w:rPr>
               <w:t>문안·의견·서류 따위를 내놓음.</w:t>
             </w:r>
           </w:p>
           <w:p>
             <w:pPr>
-              <w:spacing w:before="0" w:after="60" w:line="252" w:lineRule="auto"/>
+              <w:spacing w:before="0" w:after="40" w:line="240" w:lineRule="auto"/>
             </w:pPr>
             <w:r>
               <w:rPr>
                 <w:rFonts w:ascii="맑은 고딕" w:hAnsi="맑은 고딕" w:eastAsia="맑은 고딕"/>
                 <w:b/>
                 <w:color w:val="3D4BC7"/>
-                <w:sz w:val="18"/>
+                <w:sz w:val="17"/>
               </w:rPr>
               <w:t xml:space="preserve">예문  </w:t>
             </w:r>
@@ -531,7 +531,7 @@
               <w:rPr>
                 <w:rFonts w:ascii="맑은 고딕" w:hAnsi="맑은 고딕" w:eastAsia="맑은 고딕"/>
                 <w:b w:val="0"/>
-                <w:sz w:val="19"/>
+                <w:sz w:val="18"/>
               </w:rPr>
               <w:t>결석계는 담임 선생님께 직접 ＿＿＿＿＿＿한다.</w:t>
             </w:r>
@@ -550,22 +550,22 @@
                   <w:tcW w:type="dxa" w:w="4649"/>
                   <w:shd w:val="clear" w:color="auto" w:fill="F2F3F8"/>
                   <w:tcMar>
-                    <w:top w:w="20" w:type="dxa"/>
-                    <w:bottom w:w="20" w:type="dxa"/>
+                    <w:top w:w="15" w:type="dxa"/>
+                    <w:bottom w:w="15" w:type="dxa"/>
                     <w:left w:w="60" w:type="dxa"/>
                     <w:right w:w="60" w:type="dxa"/>
                   </w:tcMar>
                 </w:tcPr>
                 <w:p>
                   <w:pPr>
-                    <w:spacing w:before="0" w:after="0" w:line="252" w:lineRule="auto"/>
+                    <w:spacing w:before="0" w:after="0" w:line="240" w:lineRule="auto"/>
                   </w:pPr>
                   <w:r>
                     <w:rPr>
                       <w:rFonts w:ascii="맑은 고딕" w:hAnsi="맑은 고딕" w:eastAsia="맑은 고딕"/>
                       <w:b/>
                       <w:color w:val="6B6F85"/>
-                      <w:sz w:val="15"/>
+                      <w:sz w:val="14"/>
                     </w:rPr>
                     <w:t>✍ 나의 글씨체로 예문 완성하기</w:t>
                   </w:r>
@@ -574,14 +574,14 @@
             </w:tr>
             <w:tr>
               <w:trPr>
-                <w:trHeight w:val="280" w:hRule="atLeast"/>
+                <w:trHeight w:val="210" w:hRule="atLeast"/>
               </w:trPr>
               <w:tc>
                 <w:tcPr>
                   <w:tcW w:type="dxa" w:w="4649"/>
                   <w:tcMar>
-                    <w:top w:w="20" w:type="dxa"/>
-                    <w:bottom w:w="20" w:type="dxa"/>
+                    <w:top w:w="15" w:type="dxa"/>
+                    <w:bottom w:w="15" w:type="dxa"/>
                     <w:left w:w="60" w:type="dxa"/>
                     <w:right w:w="60" w:type="dxa"/>
                   </w:tcMar>
@@ -596,21 +596,21 @@
           <w:tcPr>
             <w:tcW w:type="dxa" w:w="4876"/>
             <w:tcMar>
-              <w:top w:w="70" w:type="dxa"/>
-              <w:bottom w:w="90" w:type="dxa"/>
-              <w:left w:w="110" w:type="dxa"/>
-              <w:right w:w="110" w:type="dxa"/>
+              <w:top w:w="50" w:type="dxa"/>
+              <w:bottom w:w="60" w:type="dxa"/>
+              <w:left w:w="100" w:type="dxa"/>
+              <w:right w:w="100" w:type="dxa"/>
             </w:tcMar>
           </w:tcPr>
           <w:p>
             <w:pPr>
-              <w:spacing w:before="80" w:after="20" w:line="252" w:lineRule="auto"/>
+              <w:spacing w:before="40" w:after="0" w:line="240" w:lineRule="auto"/>
             </w:pPr>
             <w:r>
               <w:rPr>
                 <w:rFonts w:ascii="맑은 고딕" w:hAnsi="맑은 고딕" w:eastAsia="맑은 고딕"/>
                 <w:b/>
-                <w:sz w:val="25"/>
+                <w:sz w:val="24"/>
               </w:rPr>
               <w:t xml:space="preserve">④ 첨부  </w:t>
             </w:r>
@@ -619,21 +619,21 @@
                 <w:rFonts w:ascii="맑은 고딕" w:hAnsi="맑은 고딕" w:eastAsia="맑은 고딕"/>
                 <w:b w:val="0"/>
                 <w:color w:val="6B6F85"/>
-                <w:sz w:val="16"/>
+                <w:sz w:val="15"/>
               </w:rPr>
               <w:t>[添附·더할첨·붙을부]</w:t>
             </w:r>
           </w:p>
           <w:p>
             <w:pPr>
-              <w:spacing w:before="0" w:after="20" w:line="252" w:lineRule="auto"/>
+              <w:spacing w:before="0" w:after="20" w:line="240" w:lineRule="auto"/>
             </w:pPr>
             <w:r>
               <w:rPr>
                 <w:rFonts w:ascii="맑은 고딕" w:hAnsi="맑은 고딕" w:eastAsia="맑은 고딕"/>
                 <w:b/>
                 <w:color w:val="3D4BC7"/>
-                <w:sz w:val="18"/>
+                <w:sz w:val="17"/>
               </w:rPr>
               <w:t xml:space="preserve">뜻  </w:t>
             </w:r>
@@ -641,21 +641,21 @@
               <w:rPr>
                 <w:rFonts w:ascii="맑은 고딕" w:hAnsi="맑은 고딕" w:eastAsia="맑은 고딕"/>
                 <w:b w:val="0"/>
-                <w:sz w:val="19"/>
+                <w:sz w:val="18"/>
               </w:rPr>
               <w:t>문서나 물건 따위를 더 보탬.</w:t>
             </w:r>
           </w:p>
           <w:p>
             <w:pPr>
-              <w:spacing w:before="0" w:after="60" w:line="252" w:lineRule="auto"/>
+              <w:spacing w:before="0" w:after="40" w:line="240" w:lineRule="auto"/>
             </w:pPr>
             <w:r>
               <w:rPr>
                 <w:rFonts w:ascii="맑은 고딕" w:hAnsi="맑은 고딕" w:eastAsia="맑은 고딕"/>
                 <w:b/>
                 <w:color w:val="3D4BC7"/>
-                <w:sz w:val="18"/>
+                <w:sz w:val="17"/>
               </w:rPr>
               <w:t xml:space="preserve">예문  </w:t>
             </w:r>
@@ -663,7 +663,7 @@
               <w:rPr>
                 <w:rFonts w:ascii="맑은 고딕" w:hAnsi="맑은 고딕" w:eastAsia="맑은 고딕"/>
                 <w:b w:val="0"/>
-                <w:sz w:val="19"/>
+                <w:sz w:val="18"/>
               </w:rPr>
               <w:t>신청서에는 신분증 사본을 ＿＿＿＿＿＿한다.</w:t>
             </w:r>
@@ -682,22 +682,22 @@
                   <w:tcW w:type="dxa" w:w="4649"/>
                   <w:shd w:val="clear" w:color="auto" w:fill="F2F3F8"/>
                   <w:tcMar>
-                    <w:top w:w="20" w:type="dxa"/>
-                    <w:bottom w:w="20" w:type="dxa"/>
+                    <w:top w:w="15" w:type="dxa"/>
+                    <w:bottom w:w="15" w:type="dxa"/>
                     <w:left w:w="60" w:type="dxa"/>
                     <w:right w:w="60" w:type="dxa"/>
                   </w:tcMar>
                 </w:tcPr>
                 <w:p>
                   <w:pPr>
-                    <w:spacing w:before="0" w:after="0" w:line="252" w:lineRule="auto"/>
+                    <w:spacing w:before="0" w:after="0" w:line="240" w:lineRule="auto"/>
                   </w:pPr>
                   <w:r>
                     <w:rPr>
                       <w:rFonts w:ascii="맑은 고딕" w:hAnsi="맑은 고딕" w:eastAsia="맑은 고딕"/>
                       <w:b/>
                       <w:color w:val="6B6F85"/>
-                      <w:sz w:val="15"/>
+                      <w:sz w:val="14"/>
                     </w:rPr>
                     <w:t>✍ 나의 글씨체로 예문 완성하기</w:t>
                   </w:r>
@@ -706,14 +706,14 @@
             </w:tr>
             <w:tr>
               <w:trPr>
-                <w:trHeight w:val="280" w:hRule="atLeast"/>
+                <w:trHeight w:val="210" w:hRule="atLeast"/>
               </w:trPr>
               <w:tc>
                 <w:tcPr>
                   <w:tcW w:type="dxa" w:w="4649"/>
                   <w:tcMar>
-                    <w:top w:w="20" w:type="dxa"/>
-                    <w:bottom w:w="20" w:type="dxa"/>
+                    <w:top w:w="15" w:type="dxa"/>
+                    <w:bottom w:w="15" w:type="dxa"/>
                     <w:left w:w="60" w:type="dxa"/>
                     <w:right w:w="60" w:type="dxa"/>
                   </w:tcMar>
@@ -733,21 +733,21 @@
           <w:tcPr>
             <w:tcW w:type="dxa" w:w="4876"/>
             <w:tcMar>
-              <w:top w:w="70" w:type="dxa"/>
-              <w:bottom w:w="90" w:type="dxa"/>
-              <w:left w:w="110" w:type="dxa"/>
-              <w:right w:w="110" w:type="dxa"/>
+              <w:top w:w="50" w:type="dxa"/>
+              <w:bottom w:w="60" w:type="dxa"/>
+              <w:left w:w="100" w:type="dxa"/>
+              <w:right w:w="100" w:type="dxa"/>
             </w:tcMar>
           </w:tcPr>
           <w:p>
             <w:pPr>
-              <w:spacing w:before="80" w:after="20" w:line="252" w:lineRule="auto"/>
+              <w:spacing w:before="40" w:after="0" w:line="240" w:lineRule="auto"/>
             </w:pPr>
             <w:r>
               <w:rPr>
                 <w:rFonts w:ascii="맑은 고딕" w:hAnsi="맑은 고딕" w:eastAsia="맑은 고딕"/>
                 <w:b/>
-                <w:sz w:val="25"/>
+                <w:sz w:val="24"/>
               </w:rPr>
               <w:t xml:space="preserve">⑤ 기한  </w:t>
             </w:r>
@@ -756,21 +756,21 @@
                 <w:rFonts w:ascii="맑은 고딕" w:hAnsi="맑은 고딕" w:eastAsia="맑은 고딕"/>
                 <w:b w:val="0"/>
                 <w:color w:val="6B6F85"/>
-                <w:sz w:val="16"/>
+                <w:sz w:val="15"/>
               </w:rPr>
               <w:t>[期限·기약할기·한할한]</w:t>
             </w:r>
           </w:p>
           <w:p>
             <w:pPr>
-              <w:spacing w:before="0" w:after="20" w:line="252" w:lineRule="auto"/>
+              <w:spacing w:before="0" w:after="20" w:line="240" w:lineRule="auto"/>
             </w:pPr>
             <w:r>
               <w:rPr>
                 <w:rFonts w:ascii="맑은 고딕" w:hAnsi="맑은 고딕" w:eastAsia="맑은 고딕"/>
                 <w:b/>
                 <w:color w:val="3D4BC7"/>
-                <w:sz w:val="18"/>
+                <w:sz w:val="17"/>
               </w:rPr>
               <w:t xml:space="preserve">뜻  </w:t>
             </w:r>
@@ -778,21 +778,21 @@
               <w:rPr>
                 <w:rFonts w:ascii="맑은 고딕" w:hAnsi="맑은 고딕" w:eastAsia="맑은 고딕"/>
                 <w:b w:val="0"/>
-                <w:sz w:val="19"/>
+                <w:sz w:val="18"/>
               </w:rPr>
               <w:t>미리 한정하여 놓은 시기.</w:t>
             </w:r>
           </w:p>
           <w:p>
             <w:pPr>
-              <w:spacing w:before="0" w:after="60" w:line="252" w:lineRule="auto"/>
+              <w:spacing w:before="0" w:after="40" w:line="240" w:lineRule="auto"/>
             </w:pPr>
             <w:r>
               <w:rPr>
                 <w:rFonts w:ascii="맑은 고딕" w:hAnsi="맑은 고딕" w:eastAsia="맑은 고딕"/>
                 <w:b/>
                 <w:color w:val="3D4BC7"/>
-                <w:sz w:val="18"/>
+                <w:sz w:val="17"/>
               </w:rPr>
               <w:t xml:space="preserve">예문  </w:t>
             </w:r>
@@ -800,7 +800,7 @@
               <w:rPr>
                 <w:rFonts w:ascii="맑은 고딕" w:hAnsi="맑은 고딕" w:eastAsia="맑은 고딕"/>
                 <w:b w:val="0"/>
-                <w:sz w:val="19"/>
+                <w:sz w:val="18"/>
               </w:rPr>
               <w:t>서류 제출 ＿＿＿＿＿＿을 넘기면 취소된다.</w:t>
             </w:r>
@@ -819,22 +819,22 @@
                   <w:tcW w:type="dxa" w:w="4649"/>
                   <w:shd w:val="clear" w:color="auto" w:fill="F2F3F8"/>
                   <w:tcMar>
-                    <w:top w:w="20" w:type="dxa"/>
-                    <w:bottom w:w="20" w:type="dxa"/>
+                    <w:top w:w="15" w:type="dxa"/>
+                    <w:bottom w:w="15" w:type="dxa"/>
                     <w:left w:w="60" w:type="dxa"/>
                     <w:right w:w="60" w:type="dxa"/>
                   </w:tcMar>
                 </w:tcPr>
                 <w:p>
                   <w:pPr>
-                    <w:spacing w:before="0" w:after="0" w:line="252" w:lineRule="auto"/>
+                    <w:spacing w:before="0" w:after="0" w:line="240" w:lineRule="auto"/>
                   </w:pPr>
                   <w:r>
                     <w:rPr>
                       <w:rFonts w:ascii="맑은 고딕" w:hAnsi="맑은 고딕" w:eastAsia="맑은 고딕"/>
                       <w:b/>
                       <w:color w:val="6B6F85"/>
-                      <w:sz w:val="15"/>
+                      <w:sz w:val="14"/>
                     </w:rPr>
                     <w:t>✍ 나의 글씨체로 예문 완성하기</w:t>
                   </w:r>
@@ -843,14 +843,14 @@
             </w:tr>
             <w:tr>
               <w:trPr>
-                <w:trHeight w:val="280" w:hRule="atLeast"/>
+                <w:trHeight w:val="210" w:hRule="atLeast"/>
               </w:trPr>
               <w:tc>
                 <w:tcPr>
                   <w:tcW w:type="dxa" w:w="4649"/>
                   <w:tcMar>
-                    <w:top w:w="20" w:type="dxa"/>
-                    <w:bottom w:w="20" w:type="dxa"/>
+                    <w:top w:w="15" w:type="dxa"/>
+                    <w:bottom w:w="15" w:type="dxa"/>
                     <w:left w:w="60" w:type="dxa"/>
                     <w:right w:w="60" w:type="dxa"/>
                   </w:tcMar>
@@ -865,21 +865,21 @@
           <w:tcPr>
             <w:tcW w:type="dxa" w:w="4876"/>
             <w:tcMar>
-              <w:top w:w="70" w:type="dxa"/>
-              <w:bottom w:w="90" w:type="dxa"/>
-              <w:left w:w="110" w:type="dxa"/>
-              <w:right w:w="110" w:type="dxa"/>
+              <w:top w:w="50" w:type="dxa"/>
+              <w:bottom w:w="60" w:type="dxa"/>
+              <w:left w:w="100" w:type="dxa"/>
+              <w:right w:w="100" w:type="dxa"/>
             </w:tcMar>
           </w:tcPr>
           <w:p>
             <w:pPr>
-              <w:spacing w:before="80" w:after="20" w:line="252" w:lineRule="auto"/>
+              <w:spacing w:before="40" w:after="0" w:line="240" w:lineRule="auto"/>
             </w:pPr>
             <w:r>
               <w:rPr>
                 <w:rFonts w:ascii="맑은 고딕" w:hAnsi="맑은 고딕" w:eastAsia="맑은 고딕"/>
                 <w:b/>
-                <w:sz w:val="25"/>
+                <w:sz w:val="24"/>
               </w:rPr>
               <w:t xml:space="preserve">⑥ 유효  </w:t>
             </w:r>
@@ -888,21 +888,21 @@
                 <w:rFonts w:ascii="맑은 고딕" w:hAnsi="맑은 고딕" w:eastAsia="맑은 고딕"/>
                 <w:b w:val="0"/>
                 <w:color w:val="6B6F85"/>
-                <w:sz w:val="16"/>
+                <w:sz w:val="15"/>
               </w:rPr>
               <w:t>[有效·있을유·효험효]</w:t>
             </w:r>
           </w:p>
           <w:p>
             <w:pPr>
-              <w:spacing w:before="0" w:after="20" w:line="252" w:lineRule="auto"/>
+              <w:spacing w:before="0" w:after="20" w:line="240" w:lineRule="auto"/>
             </w:pPr>
             <w:r>
               <w:rPr>
                 <w:rFonts w:ascii="맑은 고딕" w:hAnsi="맑은 고딕" w:eastAsia="맑은 고딕"/>
                 <w:b/>
                 <w:color w:val="3D4BC7"/>
-                <w:sz w:val="18"/>
+                <w:sz w:val="17"/>
               </w:rPr>
               <w:t xml:space="preserve">뜻  </w:t>
             </w:r>
@@ -910,21 +910,21 @@
               <w:rPr>
                 <w:rFonts w:ascii="맑은 고딕" w:hAnsi="맑은 고딕" w:eastAsia="맑은 고딕"/>
                 <w:b w:val="0"/>
-                <w:sz w:val="19"/>
+                <w:sz w:val="18"/>
               </w:rPr>
               <w:t>보람이나 효과가 있음. (↔무효)</w:t>
             </w:r>
           </w:p>
           <w:p>
             <w:pPr>
-              <w:spacing w:before="0" w:after="60" w:line="252" w:lineRule="auto"/>
+              <w:spacing w:before="0" w:after="40" w:line="240" w:lineRule="auto"/>
             </w:pPr>
             <w:r>
               <w:rPr>
                 <w:rFonts w:ascii="맑은 고딕" w:hAnsi="맑은 고딕" w:eastAsia="맑은 고딕"/>
                 <w:b/>
                 <w:color w:val="3D4BC7"/>
-                <w:sz w:val="18"/>
+                <w:sz w:val="17"/>
               </w:rPr>
               <w:t xml:space="preserve">예문  </w:t>
             </w:r>
@@ -932,7 +932,7 @@
               <w:rPr>
                 <w:rFonts w:ascii="맑은 고딕" w:hAnsi="맑은 고딕" w:eastAsia="맑은 고딕"/>
                 <w:b w:val="0"/>
-                <w:sz w:val="19"/>
+                <w:sz w:val="18"/>
               </w:rPr>
               <w:t>이 쿠폰은 이달 말까지만 ＿＿＿＿＿＿하다.</w:t>
             </w:r>
@@ -951,22 +951,22 @@
                   <w:tcW w:type="dxa" w:w="4649"/>
                   <w:shd w:val="clear" w:color="auto" w:fill="F2F3F8"/>
                   <w:tcMar>
-                    <w:top w:w="20" w:type="dxa"/>
-                    <w:bottom w:w="20" w:type="dxa"/>
+                    <w:top w:w="15" w:type="dxa"/>
+                    <w:bottom w:w="15" w:type="dxa"/>
                     <w:left w:w="60" w:type="dxa"/>
                     <w:right w:w="60" w:type="dxa"/>
                   </w:tcMar>
                 </w:tcPr>
                 <w:p>
                   <w:pPr>
-                    <w:spacing w:before="0" w:after="0" w:line="252" w:lineRule="auto"/>
+                    <w:spacing w:before="0" w:after="0" w:line="240" w:lineRule="auto"/>
                   </w:pPr>
                   <w:r>
                     <w:rPr>
                       <w:rFonts w:ascii="맑은 고딕" w:hAnsi="맑은 고딕" w:eastAsia="맑은 고딕"/>
                       <w:b/>
                       <w:color w:val="6B6F85"/>
-                      <w:sz w:val="15"/>
+                      <w:sz w:val="14"/>
                     </w:rPr>
                     <w:t>✍ 나의 글씨체로 예문 완성하기</w:t>
                   </w:r>
@@ -975,14 +975,14 @@
             </w:tr>
             <w:tr>
               <w:trPr>
-                <w:trHeight w:val="280" w:hRule="atLeast"/>
+                <w:trHeight w:val="210" w:hRule="atLeast"/>
               </w:trPr>
               <w:tc>
                 <w:tcPr>
                   <w:tcW w:type="dxa" w:w="4649"/>
                   <w:tcMar>
-                    <w:top w:w="20" w:type="dxa"/>
-                    <w:bottom w:w="20" w:type="dxa"/>
+                    <w:top w:w="15" w:type="dxa"/>
+                    <w:bottom w:w="15" w:type="dxa"/>
                     <w:left w:w="60" w:type="dxa"/>
                     <w:right w:w="60" w:type="dxa"/>
                   </w:tcMar>
@@ -997,14 +997,14 @@
     </w:tbl>
     <w:p>
       <w:pPr>
-        <w:spacing w:before="160" w:after="80" w:line="252" w:lineRule="auto"/>
+        <w:spacing w:before="60" w:after="40" w:line="240" w:lineRule="auto"/>
       </w:pPr>
       <w:r>
         <w:rPr>
           <w:rFonts w:ascii="맑은 고딕" w:hAnsi="맑은 고딕" w:eastAsia="맑은 고딕"/>
           <w:b/>
           <w:color w:val="3D4BC7"/>
-          <w:sz w:val="21"/>
+          <w:sz w:val="19"/>
         </w:rPr>
         <w:t>확인 문제 — 알맞은 말을 빈칸에 쓰세요</w:t>
       </w:r>
@@ -1027,22 +1027,22 @@
           <w:tcPr>
             <w:tcW w:type="dxa" w:w="4876"/>
             <w:tcMar>
-              <w:top w:w="60" w:type="dxa"/>
-              <w:bottom w:w="70" w:type="dxa"/>
-              <w:left w:w="110" w:type="dxa"/>
-              <w:right w:w="110" w:type="dxa"/>
+              <w:top w:w="40" w:type="dxa"/>
+              <w:bottom w:w="45" w:type="dxa"/>
+              <w:left w:w="90" w:type="dxa"/>
+              <w:right w:w="90" w:type="dxa"/>
             </w:tcMar>
           </w:tcPr>
           <w:p>
             <w:pPr>
-              <w:spacing w:before="40" w:after="20" w:line="252" w:lineRule="auto"/>
+              <w:spacing w:before="20" w:after="20" w:line="240" w:lineRule="auto"/>
             </w:pPr>
             <w:r>
               <w:rPr>
                 <w:rFonts w:ascii="맑은 고딕" w:hAnsi="맑은 고딕" w:eastAsia="맑은 고딕"/>
                 <w:b/>
                 <w:color w:val="3D4BC7"/>
-                <w:sz w:val="19"/>
+                <w:sz w:val="18"/>
               </w:rPr>
               <w:t xml:space="preserve">Q1. </w:t>
             </w:r>
@@ -1050,21 +1050,21 @@
               <w:rPr>
                 <w:rFonts w:ascii="맑은 고딕" w:hAnsi="맑은 고딕" w:eastAsia="맑은 고딕"/>
                 <w:b w:val="0"/>
-                <w:sz w:val="19"/>
+                <w:sz w:val="18"/>
               </w:rPr>
               <w:t>여권용 사진을 들고 가서 여권 ＿＿＿＿＿＿을 했다. 2주 뒤 여권이 ＿＿＿＿＿＿되었다는 문자를 받았다.</w:t>
             </w:r>
           </w:p>
           <w:p>
             <w:pPr>
-              <w:spacing w:before="0" w:after="40" w:line="252" w:lineRule="auto"/>
+              <w:spacing w:before="0" w:after="20" w:line="240" w:lineRule="auto"/>
             </w:pPr>
             <w:r>
               <w:rPr>
                 <w:rFonts w:ascii="맑은 고딕" w:hAnsi="맑은 고딕" w:eastAsia="맑은 고딕"/>
                 <w:b w:val="0"/>
                 <w:color w:val="6B6F85"/>
-                <w:sz w:val="16"/>
+                <w:sz w:val="15"/>
               </w:rPr>
               <w:t>보기: 신청 · 발급</w:t>
             </w:r>
@@ -1074,22 +1074,22 @@
           <w:tcPr>
             <w:tcW w:type="dxa" w:w="4876"/>
             <w:tcMar>
-              <w:top w:w="60" w:type="dxa"/>
-              <w:bottom w:w="70" w:type="dxa"/>
-              <w:left w:w="110" w:type="dxa"/>
-              <w:right w:w="110" w:type="dxa"/>
+              <w:top w:w="40" w:type="dxa"/>
+              <w:bottom w:w="45" w:type="dxa"/>
+              <w:left w:w="90" w:type="dxa"/>
+              <w:right w:w="90" w:type="dxa"/>
             </w:tcMar>
           </w:tcPr>
           <w:p>
             <w:pPr>
-              <w:spacing w:before="40" w:after="20" w:line="252" w:lineRule="auto"/>
+              <w:spacing w:before="20" w:after="20" w:line="240" w:lineRule="auto"/>
             </w:pPr>
             <w:r>
               <w:rPr>
                 <w:rFonts w:ascii="맑은 고딕" w:hAnsi="맑은 고딕" w:eastAsia="맑은 고딕"/>
                 <w:b/>
                 <w:color w:val="3D4BC7"/>
-                <w:sz w:val="19"/>
+                <w:sz w:val="18"/>
               </w:rPr>
               <w:t xml:space="preserve">Q2. </w:t>
             </w:r>
@@ -1097,21 +1097,21 @@
               <w:rPr>
                 <w:rFonts w:ascii="맑은 고딕" w:hAnsi="맑은 고딕" w:eastAsia="맑은 고딕"/>
                 <w:b w:val="0"/>
-                <w:sz w:val="19"/>
+                <w:sz w:val="18"/>
               </w:rPr>
               <w:t>봉사활동 확인서를 ＿＿＿＿＿＿할 때에는 활동 사진을 함께 ＿＿＿＿＿＿해야 인정받는다.</w:t>
             </w:r>
           </w:p>
           <w:p>
             <w:pPr>
-              <w:spacing w:before="0" w:after="40" w:line="252" w:lineRule="auto"/>
+              <w:spacing w:before="0" w:after="20" w:line="240" w:lineRule="auto"/>
             </w:pPr>
             <w:r>
               <w:rPr>
                 <w:rFonts w:ascii="맑은 고딕" w:hAnsi="맑은 고딕" w:eastAsia="맑은 고딕"/>
                 <w:b w:val="0"/>
                 <w:color w:val="6B6F85"/>
-                <w:sz w:val="16"/>
+                <w:sz w:val="15"/>
               </w:rPr>
               <w:t>보기: 제출 · 첨부</w:t>
             </w:r>
@@ -1127,22 +1127,22 @@
             <w:tcW w:type="dxa" w:w="9922"/>
             <w:gridSpan w:val="2"/>
             <w:tcMar>
-              <w:top w:w="60" w:type="dxa"/>
-              <w:bottom w:w="70" w:type="dxa"/>
-              <w:left w:w="110" w:type="dxa"/>
-              <w:right w:w="110" w:type="dxa"/>
+              <w:top w:w="40" w:type="dxa"/>
+              <w:bottom w:w="45" w:type="dxa"/>
+              <w:left w:w="90" w:type="dxa"/>
+              <w:right w:w="90" w:type="dxa"/>
             </w:tcMar>
           </w:tcPr>
           <w:p>
             <w:pPr>
-              <w:spacing w:before="40" w:after="20" w:line="252" w:lineRule="auto"/>
+              <w:spacing w:before="20" w:after="20" w:line="240" w:lineRule="auto"/>
             </w:pPr>
             <w:r>
               <w:rPr>
                 <w:rFonts w:ascii="맑은 고딕" w:hAnsi="맑은 고딕" w:eastAsia="맑은 고딕"/>
                 <w:b/>
                 <w:color w:val="3D4BC7"/>
-                <w:sz w:val="19"/>
+                <w:sz w:val="18"/>
               </w:rPr>
               <w:t xml:space="preserve">Q3. </w:t>
             </w:r>
@@ -1150,21 +1150,21 @@
               <w:rPr>
                 <w:rFonts w:ascii="맑은 고딕" w:hAnsi="맑은 고딕" w:eastAsia="맑은 고딕"/>
                 <w:b w:val="0"/>
-                <w:sz w:val="19"/>
+                <w:sz w:val="18"/>
               </w:rPr>
               <w:t>이 신분증은 12월까지만 ＿＿＿＿＿＿하며, 그 ＿＿＿＿＿＿이 지나면 다시 발급받아야 한다.</w:t>
             </w:r>
           </w:p>
           <w:p>
             <w:pPr>
-              <w:spacing w:before="0" w:after="40" w:line="252" w:lineRule="auto"/>
+              <w:spacing w:before="0" w:after="20" w:line="240" w:lineRule="auto"/>
             </w:pPr>
             <w:r>
               <w:rPr>
                 <w:rFonts w:ascii="맑은 고딕" w:hAnsi="맑은 고딕" w:eastAsia="맑은 고딕"/>
                 <w:b w:val="0"/>
                 <w:color w:val="6B6F85"/>
-                <w:sz w:val="16"/>
+                <w:sz w:val="15"/>
               </w:rPr>
               <w:t>보기: 기한 · 유효</w:t>
             </w:r>
@@ -1174,14 +1174,14 @@
     </w:tbl>
     <w:p>
       <w:pPr>
-        <w:spacing w:before="200" w:after="80" w:line="252" w:lineRule="auto"/>
+        <w:spacing w:before="80" w:after="40" w:line="240" w:lineRule="auto"/>
       </w:pPr>
       <w:r>
         <w:rPr>
           <w:rFonts w:ascii="맑은 고딕" w:hAnsi="맑은 고딕" w:eastAsia="맑은 고딕"/>
           <w:b/>
           <w:color w:val="3D4BC7"/>
-          <w:sz w:val="21"/>
+          <w:sz w:val="19"/>
         </w:rPr>
         <w:t>💬 오늘의 명언</w:t>
       </w:r>
@@ -1204,15 +1204,15 @@
             <w:tcW w:type="dxa" w:w="10092"/>
             <w:shd w:val="clear" w:color="auto" w:fill="F7F8FF"/>
             <w:tcMar>
-              <w:top w:w="80" w:type="dxa"/>
-              <w:bottom w:w="80" w:type="dxa"/>
-              <w:left w:w="180" w:type="dxa"/>
-              <w:right w:w="180" w:type="dxa"/>
+              <w:top w:w="50" w:type="dxa"/>
+              <w:bottom w:w="50" w:type="dxa"/>
+              <w:left w:w="140" w:type="dxa"/>
+              <w:right w:w="140" w:type="dxa"/>
             </w:tcMar>
           </w:tcPr>
           <w:p>
             <w:pPr>
-              <w:spacing w:before="0" w:after="60" w:line="252" w:lineRule="auto"/>
+              <w:spacing w:before="0" w:after="20" w:line="240" w:lineRule="auto"/>
               <w:jc w:val="center"/>
             </w:pPr>
             <w:r>
@@ -1221,14 +1221,14 @@
                 <w:b/>
                 <w:i/>
                 <w:color w:val="333366"/>
-                <w:sz w:val="23"/>
+                <w:sz w:val="20"/>
               </w:rPr>
               <w:t>“천릿길도 한 걸음부터 시작된다.”</w:t>
             </w:r>
           </w:p>
           <w:p>
             <w:pPr>
-              <w:spacing w:before="0" w:after="0" w:line="252" w:lineRule="auto"/>
+              <w:spacing w:before="0" w:after="0" w:line="240" w:lineRule="auto"/>
               <w:jc w:val="center"/>
             </w:pPr>
             <w:r>
@@ -1236,7 +1236,7 @@
                 <w:rFonts w:ascii="맑은 고딕" w:hAnsi="맑은 고딕" w:eastAsia="맑은 고딕"/>
                 <w:b w:val="0"/>
                 <w:color w:val="6B6F85"/>
-                <w:sz w:val="18"/>
+                <w:sz w:val="16"/>
               </w:rPr>
               <w:t>— 한국 속담</w:t>
             </w:r>
@@ -1246,14 +1246,14 @@
     </w:tbl>
     <w:p>
       <w:pPr>
-        <w:spacing w:before="80" w:after="40" w:line="252" w:lineRule="auto"/>
+        <w:spacing w:before="40" w:after="20" w:line="240" w:lineRule="auto"/>
       </w:pPr>
       <w:r>
         <w:rPr>
           <w:rFonts w:ascii="맑은 고딕" w:hAnsi="맑은 고딕" w:eastAsia="맑은 고딕"/>
           <w:b w:val="0"/>
           <w:color w:val="6B6F85"/>
-          <w:sz w:val="17"/>
+          <w:sz w:val="16"/>
         </w:rPr>
         <w:t>✍ 위 명언을 소리 내어 한 번 읽고, 나만의 글씨체로 또박또박 따라 써 보세요.</w:t>
       </w:r>
@@ -1268,7 +1268,7 @@
       </w:tblGrid>
       <w:tr>
         <w:trPr>
-          <w:trHeight w:val="300" w:hRule="atLeast"/>
+          <w:trHeight w:val="220" w:hRule="atLeast"/>
         </w:trPr>
         <w:tc>
           <w:tcPr>
@@ -1291,7 +1291,7 @@
       </w:tr>
       <w:tr>
         <w:trPr>
-          <w:trHeight w:val="300" w:hRule="atLeast"/>
+          <w:trHeight w:val="220" w:hRule="atLeast"/>
         </w:trPr>
         <w:tc>
           <w:tcPr>
@@ -1320,7 +1320,7 @@
     </w:p>
     <w:sectPr>
       <w:pgSz w:w="11906" w:h="16838"/>
-      <w:pgMar w:top="567" w:right="907" w:bottom="510" w:left="907" w:header="720" w:footer="720" w:gutter="0"/>
+      <w:pgMar w:top="454" w:right="907" w:bottom="397" w:left="907" w:header="720" w:footer="720" w:gutter="0"/>
       <w:cols w:space="720"/>
       <w:docGrid w:linePitch="360"/>
     </w:sectPr>

--- a/worksheets/1주차_1_공문서행정문서읽기_Day1_학습지.docx
+++ b/worksheets/1주차_1_공문서행정문서읽기_Day1_학습지.docx
@@ -195,15 +195,15 @@
           <w:tcPr>
             <w:tcW w:type="dxa" w:w="4876"/>
             <w:tcMar>
-              <w:top w:w="50" w:type="dxa"/>
-              <w:bottom w:w="60" w:type="dxa"/>
+              <w:top w:w="35" w:type="dxa"/>
+              <w:bottom w:w="45" w:type="dxa"/>
               <w:left w:w="100" w:type="dxa"/>
               <w:right w:w="100" w:type="dxa"/>
             </w:tcMar>
           </w:tcPr>
           <w:p>
             <w:pPr>
-              <w:spacing w:before="40" w:after="0" w:line="240" w:lineRule="auto"/>
+              <w:spacing w:before="20" w:after="0" w:line="240" w:lineRule="auto"/>
             </w:pPr>
             <w:r>
               <w:rPr>
@@ -225,6 +225,28 @@
           </w:p>
           <w:p>
             <w:pPr>
+              <w:spacing w:before="0" w:after="0" w:line="240" w:lineRule="auto"/>
+            </w:pPr>
+            <w:r>
+              <w:rPr>
+                <w:rFonts w:ascii="맑은 고딕" w:hAnsi="맑은 고딕" w:eastAsia="맑은 고딕"/>
+                <w:b/>
+                <w:color w:val="3D4BC7"/>
+                <w:sz w:val="16"/>
+              </w:rPr>
+              <w:t xml:space="preserve">뜻  </w:t>
+            </w:r>
+            <w:r>
+              <w:rPr>
+                <w:rFonts w:ascii="맑은 고딕" w:hAnsi="맑은 고딕" w:eastAsia="맑은 고딕"/>
+                <w:b w:val="0"/>
+                <w:sz w:val="17"/>
+              </w:rPr>
+              <w:t>단체·기관에 어떤 일을 알려 청구함.</w:t>
+            </w:r>
+          </w:p>
+          <w:p>
+            <w:pPr>
               <w:spacing w:before="0" w:after="20" w:line="240" w:lineRule="auto"/>
             </w:pPr>
             <w:r>
@@ -232,29 +254,7 @@
                 <w:rFonts w:ascii="맑은 고딕" w:hAnsi="맑은 고딕" w:eastAsia="맑은 고딕"/>
                 <w:b/>
                 <w:color w:val="3D4BC7"/>
-                <w:sz w:val="17"/>
-              </w:rPr>
-              <w:t xml:space="preserve">뜻  </w:t>
-            </w:r>
-            <w:r>
-              <w:rPr>
-                <w:rFonts w:ascii="맑은 고딕" w:hAnsi="맑은 고딕" w:eastAsia="맑은 고딕"/>
-                <w:b w:val="0"/>
-                <w:sz w:val="18"/>
-              </w:rPr>
-              <w:t>단체·기관에 어떤 일을 알려 청구함.</w:t>
-            </w:r>
-          </w:p>
-          <w:p>
-            <w:pPr>
-              <w:spacing w:before="0" w:after="40" w:line="240" w:lineRule="auto"/>
-            </w:pPr>
-            <w:r>
-              <w:rPr>
-                <w:rFonts w:ascii="맑은 고딕" w:hAnsi="맑은 고딕" w:eastAsia="맑은 고딕"/>
-                <w:b/>
-                <w:color w:val="3D4BC7"/>
-                <w:sz w:val="17"/>
+                <w:sz w:val="16"/>
               </w:rPr>
               <w:t xml:space="preserve">예문  </w:t>
             </w:r>
@@ -262,7 +262,7 @@
               <w:rPr>
                 <w:rFonts w:ascii="맑은 고딕" w:hAnsi="맑은 고딕" w:eastAsia="맑은 고딕"/>
                 <w:b w:val="0"/>
-                <w:sz w:val="18"/>
+                <w:sz w:val="17"/>
               </w:rPr>
               <w:t>그는 도서관 열람실 이용을 ＿＿＿＿＿＿했다.</w:t>
             </w:r>
@@ -305,7 +305,7 @@
             </w:tr>
             <w:tr>
               <w:trPr>
-                <w:trHeight w:val="210" w:hRule="atLeast"/>
+                <w:trHeight w:val="170" w:hRule="atLeast"/>
               </w:trPr>
               <w:tc>
                 <w:tcPr>
@@ -327,15 +327,15 @@
           <w:tcPr>
             <w:tcW w:type="dxa" w:w="4876"/>
             <w:tcMar>
-              <w:top w:w="50" w:type="dxa"/>
-              <w:bottom w:w="60" w:type="dxa"/>
+              <w:top w:w="35" w:type="dxa"/>
+              <w:bottom w:w="45" w:type="dxa"/>
               <w:left w:w="100" w:type="dxa"/>
               <w:right w:w="100" w:type="dxa"/>
             </w:tcMar>
           </w:tcPr>
           <w:p>
             <w:pPr>
-              <w:spacing w:before="40" w:after="0" w:line="240" w:lineRule="auto"/>
+              <w:spacing w:before="20" w:after="0" w:line="240" w:lineRule="auto"/>
             </w:pPr>
             <w:r>
               <w:rPr>
@@ -357,6 +357,28 @@
           </w:p>
           <w:p>
             <w:pPr>
+              <w:spacing w:before="0" w:after="0" w:line="240" w:lineRule="auto"/>
+            </w:pPr>
+            <w:r>
+              <w:rPr>
+                <w:rFonts w:ascii="맑은 고딕" w:hAnsi="맑은 고딕" w:eastAsia="맑은 고딕"/>
+                <w:b/>
+                <w:color w:val="3D4BC7"/>
+                <w:sz w:val="16"/>
+              </w:rPr>
+              <w:t xml:space="preserve">뜻  </w:t>
+            </w:r>
+            <w:r>
+              <w:rPr>
+                <w:rFonts w:ascii="맑은 고딕" w:hAnsi="맑은 고딕" w:eastAsia="맑은 고딕"/>
+                <w:b w:val="0"/>
+                <w:sz w:val="17"/>
+              </w:rPr>
+              <w:t>증명서 따위를 발행하여 내줌.</w:t>
+            </w:r>
+          </w:p>
+          <w:p>
+            <w:pPr>
               <w:spacing w:before="0" w:after="20" w:line="240" w:lineRule="auto"/>
             </w:pPr>
             <w:r>
@@ -364,29 +386,7 @@
                 <w:rFonts w:ascii="맑은 고딕" w:hAnsi="맑은 고딕" w:eastAsia="맑은 고딕"/>
                 <w:b/>
                 <w:color w:val="3D4BC7"/>
-                <w:sz w:val="17"/>
-              </w:rPr>
-              <w:t xml:space="preserve">뜻  </w:t>
-            </w:r>
-            <w:r>
-              <w:rPr>
-                <w:rFonts w:ascii="맑은 고딕" w:hAnsi="맑은 고딕" w:eastAsia="맑은 고딕"/>
-                <w:b w:val="0"/>
-                <w:sz w:val="18"/>
-              </w:rPr>
-              <w:t>증명서 따위를 발행하여 내줌.</w:t>
-            </w:r>
-          </w:p>
-          <w:p>
-            <w:pPr>
-              <w:spacing w:before="0" w:after="40" w:line="240" w:lineRule="auto"/>
-            </w:pPr>
-            <w:r>
-              <w:rPr>
-                <w:rFonts w:ascii="맑은 고딕" w:hAnsi="맑은 고딕" w:eastAsia="맑은 고딕"/>
-                <w:b/>
-                <w:color w:val="3D4BC7"/>
-                <w:sz w:val="17"/>
+                <w:sz w:val="16"/>
               </w:rPr>
               <w:t xml:space="preserve">예문  </w:t>
             </w:r>
@@ -394,7 +394,7 @@
               <w:rPr>
                 <w:rFonts w:ascii="맑은 고딕" w:hAnsi="맑은 고딕" w:eastAsia="맑은 고딕"/>
                 <w:b w:val="0"/>
-                <w:sz w:val="18"/>
+                <w:sz w:val="17"/>
               </w:rPr>
               <w:t>주민센터는 증명서를 즉시 ＿＿＿＿＿＿해 준다.</w:t>
             </w:r>
@@ -437,7 +437,7 @@
             </w:tr>
             <w:tr>
               <w:trPr>
-                <w:trHeight w:val="210" w:hRule="atLeast"/>
+                <w:trHeight w:val="170" w:hRule="atLeast"/>
               </w:trPr>
               <w:tc>
                 <w:tcPr>
@@ -464,15 +464,15 @@
           <w:tcPr>
             <w:tcW w:type="dxa" w:w="4876"/>
             <w:tcMar>
-              <w:top w:w="50" w:type="dxa"/>
-              <w:bottom w:w="60" w:type="dxa"/>
+              <w:top w:w="35" w:type="dxa"/>
+              <w:bottom w:w="45" w:type="dxa"/>
               <w:left w:w="100" w:type="dxa"/>
               <w:right w:w="100" w:type="dxa"/>
             </w:tcMar>
           </w:tcPr>
           <w:p>
             <w:pPr>
-              <w:spacing w:before="40" w:after="0" w:line="240" w:lineRule="auto"/>
+              <w:spacing w:before="20" w:after="0" w:line="240" w:lineRule="auto"/>
             </w:pPr>
             <w:r>
               <w:rPr>
@@ -494,6 +494,28 @@
           </w:p>
           <w:p>
             <w:pPr>
+              <w:spacing w:before="0" w:after="0" w:line="240" w:lineRule="auto"/>
+            </w:pPr>
+            <w:r>
+              <w:rPr>
+                <w:rFonts w:ascii="맑은 고딕" w:hAnsi="맑은 고딕" w:eastAsia="맑은 고딕"/>
+                <w:b/>
+                <w:color w:val="3D4BC7"/>
+                <w:sz w:val="16"/>
+              </w:rPr>
+              <w:t xml:space="preserve">뜻  </w:t>
+            </w:r>
+            <w:r>
+              <w:rPr>
+                <w:rFonts w:ascii="맑은 고딕" w:hAnsi="맑은 고딕" w:eastAsia="맑은 고딕"/>
+                <w:b w:val="0"/>
+                <w:sz w:val="17"/>
+              </w:rPr>
+              <w:t>문안·의견·서류 따위를 내놓음.</w:t>
+            </w:r>
+          </w:p>
+          <w:p>
+            <w:pPr>
               <w:spacing w:before="0" w:after="20" w:line="240" w:lineRule="auto"/>
             </w:pPr>
             <w:r>
@@ -501,29 +523,7 @@
                 <w:rFonts w:ascii="맑은 고딕" w:hAnsi="맑은 고딕" w:eastAsia="맑은 고딕"/>
                 <w:b/>
                 <w:color w:val="3D4BC7"/>
-                <w:sz w:val="17"/>
-              </w:rPr>
-              <w:t xml:space="preserve">뜻  </w:t>
-            </w:r>
-            <w:r>
-              <w:rPr>
-                <w:rFonts w:ascii="맑은 고딕" w:hAnsi="맑은 고딕" w:eastAsia="맑은 고딕"/>
-                <w:b w:val="0"/>
-                <w:sz w:val="18"/>
-              </w:rPr>
-              <w:t>문안·의견·서류 따위를 내놓음.</w:t>
-            </w:r>
-          </w:p>
-          <w:p>
-            <w:pPr>
-              <w:spacing w:before="0" w:after="40" w:line="240" w:lineRule="auto"/>
-            </w:pPr>
-            <w:r>
-              <w:rPr>
-                <w:rFonts w:ascii="맑은 고딕" w:hAnsi="맑은 고딕" w:eastAsia="맑은 고딕"/>
-                <w:b/>
-                <w:color w:val="3D4BC7"/>
-                <w:sz w:val="17"/>
+                <w:sz w:val="16"/>
               </w:rPr>
               <w:t xml:space="preserve">예문  </w:t>
             </w:r>
@@ -531,7 +531,7 @@
               <w:rPr>
                 <w:rFonts w:ascii="맑은 고딕" w:hAnsi="맑은 고딕" w:eastAsia="맑은 고딕"/>
                 <w:b w:val="0"/>
-                <w:sz w:val="18"/>
+                <w:sz w:val="17"/>
               </w:rPr>
               <w:t>결석계는 담임 선생님께 직접 ＿＿＿＿＿＿한다.</w:t>
             </w:r>
@@ -574,7 +574,7 @@
             </w:tr>
             <w:tr>
               <w:trPr>
-                <w:trHeight w:val="210" w:hRule="atLeast"/>
+                <w:trHeight w:val="170" w:hRule="atLeast"/>
               </w:trPr>
               <w:tc>
                 <w:tcPr>
@@ -596,15 +596,15 @@
           <w:tcPr>
             <w:tcW w:type="dxa" w:w="4876"/>
             <w:tcMar>
-              <w:top w:w="50" w:type="dxa"/>
-              <w:bottom w:w="60" w:type="dxa"/>
+              <w:top w:w="35" w:type="dxa"/>
+              <w:bottom w:w="45" w:type="dxa"/>
               <w:left w:w="100" w:type="dxa"/>
               <w:right w:w="100" w:type="dxa"/>
             </w:tcMar>
           </w:tcPr>
           <w:p>
             <w:pPr>
-              <w:spacing w:before="40" w:after="0" w:line="240" w:lineRule="auto"/>
+              <w:spacing w:before="20" w:after="0" w:line="240" w:lineRule="auto"/>
             </w:pPr>
             <w:r>
               <w:rPr>
@@ -626,6 +626,28 @@
           </w:p>
           <w:p>
             <w:pPr>
+              <w:spacing w:before="0" w:after="0" w:line="240" w:lineRule="auto"/>
+            </w:pPr>
+            <w:r>
+              <w:rPr>
+                <w:rFonts w:ascii="맑은 고딕" w:hAnsi="맑은 고딕" w:eastAsia="맑은 고딕"/>
+                <w:b/>
+                <w:color w:val="3D4BC7"/>
+                <w:sz w:val="16"/>
+              </w:rPr>
+              <w:t xml:space="preserve">뜻  </w:t>
+            </w:r>
+            <w:r>
+              <w:rPr>
+                <w:rFonts w:ascii="맑은 고딕" w:hAnsi="맑은 고딕" w:eastAsia="맑은 고딕"/>
+                <w:b w:val="0"/>
+                <w:sz w:val="17"/>
+              </w:rPr>
+              <w:t>문서나 물건 따위를 더 보탬.</w:t>
+            </w:r>
+          </w:p>
+          <w:p>
+            <w:pPr>
               <w:spacing w:before="0" w:after="20" w:line="240" w:lineRule="auto"/>
             </w:pPr>
             <w:r>
@@ -633,29 +655,7 @@
                 <w:rFonts w:ascii="맑은 고딕" w:hAnsi="맑은 고딕" w:eastAsia="맑은 고딕"/>
                 <w:b/>
                 <w:color w:val="3D4BC7"/>
-                <w:sz w:val="17"/>
-              </w:rPr>
-              <w:t xml:space="preserve">뜻  </w:t>
-            </w:r>
-            <w:r>
-              <w:rPr>
-                <w:rFonts w:ascii="맑은 고딕" w:hAnsi="맑은 고딕" w:eastAsia="맑은 고딕"/>
-                <w:b w:val="0"/>
-                <w:sz w:val="18"/>
-              </w:rPr>
-              <w:t>문서나 물건 따위를 더 보탬.</w:t>
-            </w:r>
-          </w:p>
-          <w:p>
-            <w:pPr>
-              <w:spacing w:before="0" w:after="40" w:line="240" w:lineRule="auto"/>
-            </w:pPr>
-            <w:r>
-              <w:rPr>
-                <w:rFonts w:ascii="맑은 고딕" w:hAnsi="맑은 고딕" w:eastAsia="맑은 고딕"/>
-                <w:b/>
-                <w:color w:val="3D4BC7"/>
-                <w:sz w:val="17"/>
+                <w:sz w:val="16"/>
               </w:rPr>
               <w:t xml:space="preserve">예문  </w:t>
             </w:r>
@@ -663,7 +663,7 @@
               <w:rPr>
                 <w:rFonts w:ascii="맑은 고딕" w:hAnsi="맑은 고딕" w:eastAsia="맑은 고딕"/>
                 <w:b w:val="0"/>
-                <w:sz w:val="18"/>
+                <w:sz w:val="17"/>
               </w:rPr>
               <w:t>신청서에는 신분증 사본을 ＿＿＿＿＿＿한다.</w:t>
             </w:r>
@@ -706,7 +706,7 @@
             </w:tr>
             <w:tr>
               <w:trPr>
-                <w:trHeight w:val="210" w:hRule="atLeast"/>
+                <w:trHeight w:val="170" w:hRule="atLeast"/>
               </w:trPr>
               <w:tc>
                 <w:tcPr>
@@ -733,15 +733,15 @@
           <w:tcPr>
             <w:tcW w:type="dxa" w:w="4876"/>
             <w:tcMar>
-              <w:top w:w="50" w:type="dxa"/>
-              <w:bottom w:w="60" w:type="dxa"/>
+              <w:top w:w="35" w:type="dxa"/>
+              <w:bottom w:w="45" w:type="dxa"/>
               <w:left w:w="100" w:type="dxa"/>
               <w:right w:w="100" w:type="dxa"/>
             </w:tcMar>
           </w:tcPr>
           <w:p>
             <w:pPr>
-              <w:spacing w:before="40" w:after="0" w:line="240" w:lineRule="auto"/>
+              <w:spacing w:before="20" w:after="0" w:line="240" w:lineRule="auto"/>
             </w:pPr>
             <w:r>
               <w:rPr>
@@ -763,6 +763,28 @@
           </w:p>
           <w:p>
             <w:pPr>
+              <w:spacing w:before="0" w:after="0" w:line="240" w:lineRule="auto"/>
+            </w:pPr>
+            <w:r>
+              <w:rPr>
+                <w:rFonts w:ascii="맑은 고딕" w:hAnsi="맑은 고딕" w:eastAsia="맑은 고딕"/>
+                <w:b/>
+                <w:color w:val="3D4BC7"/>
+                <w:sz w:val="16"/>
+              </w:rPr>
+              <w:t xml:space="preserve">뜻  </w:t>
+            </w:r>
+            <w:r>
+              <w:rPr>
+                <w:rFonts w:ascii="맑은 고딕" w:hAnsi="맑은 고딕" w:eastAsia="맑은 고딕"/>
+                <w:b w:val="0"/>
+                <w:sz w:val="17"/>
+              </w:rPr>
+              <w:t>미리 한정하여 놓은 시기.</w:t>
+            </w:r>
+          </w:p>
+          <w:p>
+            <w:pPr>
               <w:spacing w:before="0" w:after="20" w:line="240" w:lineRule="auto"/>
             </w:pPr>
             <w:r>
@@ -770,29 +792,7 @@
                 <w:rFonts w:ascii="맑은 고딕" w:hAnsi="맑은 고딕" w:eastAsia="맑은 고딕"/>
                 <w:b/>
                 <w:color w:val="3D4BC7"/>
-                <w:sz w:val="17"/>
-              </w:rPr>
-              <w:t xml:space="preserve">뜻  </w:t>
-            </w:r>
-            <w:r>
-              <w:rPr>
-                <w:rFonts w:ascii="맑은 고딕" w:hAnsi="맑은 고딕" w:eastAsia="맑은 고딕"/>
-                <w:b w:val="0"/>
-                <w:sz w:val="18"/>
-              </w:rPr>
-              <w:t>미리 한정하여 놓은 시기.</w:t>
-            </w:r>
-          </w:p>
-          <w:p>
-            <w:pPr>
-              <w:spacing w:before="0" w:after="40" w:line="240" w:lineRule="auto"/>
-            </w:pPr>
-            <w:r>
-              <w:rPr>
-                <w:rFonts w:ascii="맑은 고딕" w:hAnsi="맑은 고딕" w:eastAsia="맑은 고딕"/>
-                <w:b/>
-                <w:color w:val="3D4BC7"/>
-                <w:sz w:val="17"/>
+                <w:sz w:val="16"/>
               </w:rPr>
               <w:t xml:space="preserve">예문  </w:t>
             </w:r>
@@ -800,7 +800,7 @@
               <w:rPr>
                 <w:rFonts w:ascii="맑은 고딕" w:hAnsi="맑은 고딕" w:eastAsia="맑은 고딕"/>
                 <w:b w:val="0"/>
-                <w:sz w:val="18"/>
+                <w:sz w:val="17"/>
               </w:rPr>
               <w:t>서류 제출 ＿＿＿＿＿＿을 넘기면 취소된다.</w:t>
             </w:r>
@@ -843,7 +843,7 @@
             </w:tr>
             <w:tr>
               <w:trPr>
-                <w:trHeight w:val="210" w:hRule="atLeast"/>
+                <w:trHeight w:val="170" w:hRule="atLeast"/>
               </w:trPr>
               <w:tc>
                 <w:tcPr>
@@ -865,15 +865,15 @@
           <w:tcPr>
             <w:tcW w:type="dxa" w:w="4876"/>
             <w:tcMar>
-              <w:top w:w="50" w:type="dxa"/>
-              <w:bottom w:w="60" w:type="dxa"/>
+              <w:top w:w="35" w:type="dxa"/>
+              <w:bottom w:w="45" w:type="dxa"/>
               <w:left w:w="100" w:type="dxa"/>
               <w:right w:w="100" w:type="dxa"/>
             </w:tcMar>
           </w:tcPr>
           <w:p>
             <w:pPr>
-              <w:spacing w:before="40" w:after="0" w:line="240" w:lineRule="auto"/>
+              <w:spacing w:before="20" w:after="0" w:line="240" w:lineRule="auto"/>
             </w:pPr>
             <w:r>
               <w:rPr>
@@ -895,6 +895,28 @@
           </w:p>
           <w:p>
             <w:pPr>
+              <w:spacing w:before="0" w:after="0" w:line="240" w:lineRule="auto"/>
+            </w:pPr>
+            <w:r>
+              <w:rPr>
+                <w:rFonts w:ascii="맑은 고딕" w:hAnsi="맑은 고딕" w:eastAsia="맑은 고딕"/>
+                <w:b/>
+                <w:color w:val="3D4BC7"/>
+                <w:sz w:val="16"/>
+              </w:rPr>
+              <w:t xml:space="preserve">뜻  </w:t>
+            </w:r>
+            <w:r>
+              <w:rPr>
+                <w:rFonts w:ascii="맑은 고딕" w:hAnsi="맑은 고딕" w:eastAsia="맑은 고딕"/>
+                <w:b w:val="0"/>
+                <w:sz w:val="17"/>
+              </w:rPr>
+              <w:t>보람이나 효과가 있음. (↔무효)</w:t>
+            </w:r>
+          </w:p>
+          <w:p>
+            <w:pPr>
               <w:spacing w:before="0" w:after="20" w:line="240" w:lineRule="auto"/>
             </w:pPr>
             <w:r>
@@ -902,29 +924,7 @@
                 <w:rFonts w:ascii="맑은 고딕" w:hAnsi="맑은 고딕" w:eastAsia="맑은 고딕"/>
                 <w:b/>
                 <w:color w:val="3D4BC7"/>
-                <w:sz w:val="17"/>
-              </w:rPr>
-              <w:t xml:space="preserve">뜻  </w:t>
-            </w:r>
-            <w:r>
-              <w:rPr>
-                <w:rFonts w:ascii="맑은 고딕" w:hAnsi="맑은 고딕" w:eastAsia="맑은 고딕"/>
-                <w:b w:val="0"/>
-                <w:sz w:val="18"/>
-              </w:rPr>
-              <w:t>보람이나 효과가 있음. (↔무효)</w:t>
-            </w:r>
-          </w:p>
-          <w:p>
-            <w:pPr>
-              <w:spacing w:before="0" w:after="40" w:line="240" w:lineRule="auto"/>
-            </w:pPr>
-            <w:r>
-              <w:rPr>
-                <w:rFonts w:ascii="맑은 고딕" w:hAnsi="맑은 고딕" w:eastAsia="맑은 고딕"/>
-                <w:b/>
-                <w:color w:val="3D4BC7"/>
-                <w:sz w:val="17"/>
+                <w:sz w:val="16"/>
               </w:rPr>
               <w:t xml:space="preserve">예문  </w:t>
             </w:r>
@@ -932,7 +932,7 @@
               <w:rPr>
                 <w:rFonts w:ascii="맑은 고딕" w:hAnsi="맑은 고딕" w:eastAsia="맑은 고딕"/>
                 <w:b w:val="0"/>
-                <w:sz w:val="18"/>
+                <w:sz w:val="17"/>
               </w:rPr>
               <w:t>이 쿠폰은 이달 말까지만 ＿＿＿＿＿＿하다.</w:t>
             </w:r>
@@ -975,7 +975,7 @@
             </w:tr>
             <w:tr>
               <w:trPr>
-                <w:trHeight w:val="210" w:hRule="atLeast"/>
+                <w:trHeight w:val="170" w:hRule="atLeast"/>
               </w:trPr>
               <w:tc>
                 <w:tcPr>
@@ -997,14 +997,14 @@
     </w:tbl>
     <w:p>
       <w:pPr>
-        <w:spacing w:before="60" w:after="40" w:line="240" w:lineRule="auto"/>
+        <w:spacing w:before="20" w:after="20" w:line="240" w:lineRule="auto"/>
       </w:pPr>
       <w:r>
         <w:rPr>
           <w:rFonts w:ascii="맑은 고딕" w:hAnsi="맑은 고딕" w:eastAsia="맑은 고딕"/>
           <w:b/>
           <w:color w:val="3D4BC7"/>
-          <w:sz w:val="19"/>
+          <w:sz w:val="18"/>
         </w:rPr>
         <w:t>확인 문제 — 알맞은 말을 빈칸에 쓰세요</w:t>
       </w:r>
@@ -1204,10 +1204,10 @@
             <w:tcW w:type="dxa" w:w="10092"/>
             <w:shd w:val="clear" w:color="auto" w:fill="F7F8FF"/>
             <w:tcMar>
-              <w:top w:w="50" w:type="dxa"/>
-              <w:bottom w:w="50" w:type="dxa"/>
-              <w:left w:w="140" w:type="dxa"/>
-              <w:right w:w="140" w:type="dxa"/>
+              <w:top w:w="35" w:type="dxa"/>
+              <w:bottom w:w="35" w:type="dxa"/>
+              <w:left w:w="120" w:type="dxa"/>
+              <w:right w:w="120" w:type="dxa"/>
             </w:tcMar>
           </w:tcPr>
           <w:p>
@@ -1268,7 +1268,7 @@
       </w:tblGrid>
       <w:tr>
         <w:trPr>
-          <w:trHeight w:val="220" w:hRule="atLeast"/>
+          <w:trHeight w:val="160" w:hRule="atLeast"/>
         </w:trPr>
         <w:tc>
           <w:tcPr>
@@ -1291,7 +1291,7 @@
       </w:tr>
       <w:tr>
         <w:trPr>
-          <w:trHeight w:val="220" w:hRule="atLeast"/>
+          <w:trHeight w:val="160" w:hRule="atLeast"/>
         </w:trPr>
         <w:tc>
           <w:tcPr>
